--- a/Наладчик контрольно-измерительных приборов и автоматики/повышение квалификации 14919 Наладчик контрольно-измерительных приборов и автоматики/Лекции ОП.08. Основы программируемых логических контроллеров (ПЛК) и SCADA-систем.docx
+++ b/Наладчик контрольно-измерительных приборов и автоматики/повышение квалификации 14919 Наладчик контрольно-измерительных приборов и автоматики/Лекции ОП.08. Основы программируемых логических контроллеров (ПЛК) и SCADA-систем.docx
@@ -252,6 +252,961 @@
           <w:sz w:val="28"/>
         </w:rPr>
         <w:t>При наладке ПЛК наладчик использует функции принудительного управления (Force) для проверки работы выходов без участия программы, режим мониторинга для наблюдения за ходом выполнения программы, и точек останова (Breakpoint) для приостановки выполнения в заданных местах. Все изменения, вносимые в программу при наладке, документируются и согласовываются с проектировщиком. По завершении наладки создаётся архивная копия программы.</w:t>
+      </w:r>
+    </w:p>
+    <w:p/>
+    <w:tbl>
+      <w:tblPr>
+        <w:tblStyle w:val="TableGrid"/>
+        <w:tblW w:type="auto" w:w="0"/>
+        <w:jc w:val="center"/>
+        <w:tblLook w:firstColumn="1" w:firstRow="1" w:lastColumn="0" w:lastRow="0" w:noHBand="0" w:noVBand="1" w:val="04A0"/>
+      </w:tblPr>
+      <w:tblGrid>
+        <w:gridCol w:w="1871"/>
+        <w:gridCol w:w="1871"/>
+        <w:gridCol w:w="1871"/>
+        <w:gridCol w:w="1871"/>
+        <w:gridCol w:w="1871"/>
+      </w:tblGrid>
+      <w:tr>
+        <w:tc>
+          <w:tcPr>
+            <w:tcW w:type="dxa" w:w="1871"/>
+          </w:tcPr>
+          <w:p>
+            <w:pPr>
+              <w:jc w:val="center"/>
+            </w:pPr>
+            <w:r>
+              <w:rPr>
+                <w:b/>
+                <w:sz w:val="18"/>
+              </w:rPr>
+              <w:t>Параметр</w:t>
+            </w:r>
+          </w:p>
+        </w:tc>
+        <w:tc>
+          <w:tcPr>
+            <w:tcW w:type="dxa" w:w="1871"/>
+          </w:tcPr>
+          <w:p>
+            <w:pPr>
+              <w:jc w:val="center"/>
+            </w:pPr>
+            <w:r>
+              <w:rPr>
+                <w:b/>
+                <w:sz w:val="18"/>
+              </w:rPr>
+              <w:t>WinCC (Siemens)</w:t>
+            </w:r>
+          </w:p>
+        </w:tc>
+        <w:tc>
+          <w:tcPr>
+            <w:tcW w:type="dxa" w:w="1871"/>
+          </w:tcPr>
+          <w:p>
+            <w:pPr>
+              <w:jc w:val="center"/>
+            </w:pPr>
+            <w:r>
+              <w:rPr>
+                <w:b/>
+                <w:sz w:val="18"/>
+              </w:rPr>
+              <w:t>Trace Mode</w:t>
+            </w:r>
+          </w:p>
+        </w:tc>
+        <w:tc>
+          <w:tcPr>
+            <w:tcW w:type="dxa" w:w="1871"/>
+          </w:tcPr>
+          <w:p>
+            <w:pPr>
+              <w:jc w:val="center"/>
+            </w:pPr>
+            <w:r>
+              <w:rPr>
+                <w:b/>
+                <w:sz w:val="18"/>
+              </w:rPr>
+              <w:t>Infinity</w:t>
+            </w:r>
+          </w:p>
+        </w:tc>
+        <w:tc>
+          <w:tcPr>
+            <w:tcW w:type="dxa" w:w="1871"/>
+          </w:tcPr>
+          <w:p>
+            <w:pPr>
+              <w:jc w:val="center"/>
+            </w:pPr>
+            <w:r>
+              <w:rPr>
+                <w:b/>
+                <w:sz w:val="18"/>
+              </w:rPr>
+              <w:t>КИПиА-Сервер</w:t>
+            </w:r>
+          </w:p>
+        </w:tc>
+      </w:tr>
+      <w:tr>
+        <w:tc>
+          <w:tcPr>
+            <w:tcW w:type="dxa" w:w="1871"/>
+          </w:tcPr>
+          <w:p>
+            <w:r>
+              <w:rPr>
+                <w:sz w:val="18"/>
+              </w:rPr>
+              <w:t>Макс. тегов</w:t>
+            </w:r>
+          </w:p>
+        </w:tc>
+        <w:tc>
+          <w:tcPr>
+            <w:tcW w:type="dxa" w:w="1871"/>
+          </w:tcPr>
+          <w:p>
+            <w:r>
+              <w:rPr>
+                <w:sz w:val="18"/>
+              </w:rPr>
+              <w:t>64 000</w:t>
+            </w:r>
+          </w:p>
+        </w:tc>
+        <w:tc>
+          <w:tcPr>
+            <w:tcW w:type="dxa" w:w="1871"/>
+          </w:tcPr>
+          <w:p>
+            <w:r>
+              <w:rPr>
+                <w:sz w:val="18"/>
+              </w:rPr>
+              <w:t>64 000</w:t>
+            </w:r>
+          </w:p>
+        </w:tc>
+        <w:tc>
+          <w:tcPr>
+            <w:tcW w:type="dxa" w:w="1871"/>
+          </w:tcPr>
+          <w:p>
+            <w:r>
+              <w:rPr>
+                <w:sz w:val="18"/>
+              </w:rPr>
+              <w:t>10 000</w:t>
+            </w:r>
+          </w:p>
+        </w:tc>
+        <w:tc>
+          <w:tcPr>
+            <w:tcW w:type="dxa" w:w="1871"/>
+          </w:tcPr>
+          <w:p>
+            <w:r>
+              <w:rPr>
+                <w:sz w:val="18"/>
+              </w:rPr>
+              <w:t>5 000</w:t>
+            </w:r>
+          </w:p>
+        </w:tc>
+      </w:tr>
+      <w:tr>
+        <w:tc>
+          <w:tcPr>
+            <w:tcW w:type="dxa" w:w="1871"/>
+          </w:tcPr>
+          <w:p>
+            <w:r>
+              <w:rPr>
+                <w:sz w:val="18"/>
+              </w:rPr>
+              <w:t>Поддерживаемые ПЛК</w:t>
+            </w:r>
+          </w:p>
+        </w:tc>
+        <w:tc>
+          <w:tcPr>
+            <w:tcW w:type="dxa" w:w="1871"/>
+          </w:tcPr>
+          <w:p>
+            <w:r>
+              <w:rPr>
+                <w:sz w:val="18"/>
+              </w:rPr>
+              <w:t>Siemens, Modbus</w:t>
+            </w:r>
+          </w:p>
+        </w:tc>
+        <w:tc>
+          <w:tcPr>
+            <w:tcW w:type="dxa" w:w="1871"/>
+          </w:tcPr>
+          <w:p>
+            <w:r>
+              <w:rPr>
+                <w:sz w:val="18"/>
+              </w:rPr>
+              <w:t>Овен, Siemens, Modbus</w:t>
+            </w:r>
+          </w:p>
+        </w:tc>
+        <w:tc>
+          <w:tcPr>
+            <w:tcW w:type="dxa" w:w="1871"/>
+          </w:tcPr>
+          <w:p>
+            <w:r>
+              <w:rPr>
+                <w:sz w:val="18"/>
+              </w:rPr>
+              <w:t>Modbus, OPC</w:t>
+            </w:r>
+          </w:p>
+        </w:tc>
+        <w:tc>
+          <w:tcPr>
+            <w:tcW w:type="dxa" w:w="1871"/>
+          </w:tcPr>
+          <w:p>
+            <w:r>
+              <w:rPr>
+                <w:sz w:val="18"/>
+              </w:rPr>
+              <w:t>Овен, Modbus</w:t>
+            </w:r>
+          </w:p>
+        </w:tc>
+      </w:tr>
+      <w:tr>
+        <w:tc>
+          <w:tcPr>
+            <w:tcW w:type="dxa" w:w="1871"/>
+          </w:tcPr>
+          <w:p>
+            <w:r>
+              <w:rPr>
+                <w:sz w:val="18"/>
+              </w:rPr>
+              <w:t>Визуализация</w:t>
+            </w:r>
+          </w:p>
+        </w:tc>
+        <w:tc>
+          <w:tcPr>
+            <w:tcW w:type="dxa" w:w="1871"/>
+          </w:tcPr>
+          <w:p>
+            <w:r>
+              <w:rPr>
+                <w:sz w:val="18"/>
+              </w:rPr>
+              <w:t>Расширенная</w:t>
+            </w:r>
+          </w:p>
+        </w:tc>
+        <w:tc>
+          <w:tcPr>
+            <w:tcW w:type="dxa" w:w="1871"/>
+          </w:tcPr>
+          <w:p>
+            <w:r>
+              <w:rPr>
+                <w:sz w:val="18"/>
+              </w:rPr>
+              <w:t>Расширенная</w:t>
+            </w:r>
+          </w:p>
+        </w:tc>
+        <w:tc>
+          <w:tcPr>
+            <w:tcW w:type="dxa" w:w="1871"/>
+          </w:tcPr>
+          <w:p>
+            <w:r>
+              <w:rPr>
+                <w:sz w:val="18"/>
+              </w:rPr>
+              <w:t>Базовая</w:t>
+            </w:r>
+          </w:p>
+        </w:tc>
+        <w:tc>
+          <w:tcPr>
+            <w:tcW w:type="dxa" w:w="1871"/>
+          </w:tcPr>
+          <w:p>
+            <w:r>
+              <w:rPr>
+                <w:sz w:val="18"/>
+              </w:rPr>
+              <w:t>Базовая</w:t>
+            </w:r>
+          </w:p>
+        </w:tc>
+      </w:tr>
+      <w:tr>
+        <w:tc>
+          <w:tcPr>
+            <w:tcW w:type="dxa" w:w="1871"/>
+          </w:tcPr>
+          <w:p>
+            <w:r>
+              <w:rPr>
+                <w:sz w:val="18"/>
+              </w:rPr>
+              <w:t>Журналирование</w:t>
+            </w:r>
+          </w:p>
+        </w:tc>
+        <w:tc>
+          <w:tcPr>
+            <w:tcW w:type="dxa" w:w="1871"/>
+          </w:tcPr>
+          <w:p>
+            <w:r>
+              <w:rPr>
+                <w:sz w:val="18"/>
+              </w:rPr>
+              <w:t>SQL</w:t>
+            </w:r>
+          </w:p>
+        </w:tc>
+        <w:tc>
+          <w:tcPr>
+            <w:tcW w:type="dxa" w:w="1871"/>
+          </w:tcPr>
+          <w:p>
+            <w:r>
+              <w:rPr>
+                <w:sz w:val="18"/>
+              </w:rPr>
+              <w:t>СУБД собственного</w:t>
+            </w:r>
+          </w:p>
+        </w:tc>
+        <w:tc>
+          <w:tcPr>
+            <w:tcW w:type="dxa" w:w="1871"/>
+          </w:tcPr>
+          <w:p>
+            <w:r>
+              <w:rPr>
+                <w:sz w:val="18"/>
+              </w:rPr>
+              <w:t>CSV</w:t>
+            </w:r>
+          </w:p>
+        </w:tc>
+        <w:tc>
+          <w:tcPr>
+            <w:tcW w:type="dxa" w:w="1871"/>
+          </w:tcPr>
+          <w:p>
+            <w:r>
+              <w:rPr>
+                <w:sz w:val="18"/>
+              </w:rPr>
+              <w:t>CSV</w:t>
+            </w:r>
+          </w:p>
+        </w:tc>
+      </w:tr>
+      <w:tr>
+        <w:tc>
+          <w:tcPr>
+            <w:tcW w:type="dxa" w:w="1871"/>
+          </w:tcPr>
+          <w:p>
+            <w:r>
+              <w:rPr>
+                <w:sz w:val="18"/>
+              </w:rPr>
+              <w:t>Стоимость (базовая)</w:t>
+            </w:r>
+          </w:p>
+        </w:tc>
+        <w:tc>
+          <w:tcPr>
+            <w:tcW w:type="dxa" w:w="1871"/>
+          </w:tcPr>
+          <w:p>
+            <w:r>
+              <w:rPr>
+                <w:sz w:val="18"/>
+              </w:rPr>
+              <w:t>Высокая</w:t>
+            </w:r>
+          </w:p>
+        </w:tc>
+        <w:tc>
+          <w:tcPr>
+            <w:tcW w:type="dxa" w:w="1871"/>
+          </w:tcPr>
+          <w:p>
+            <w:r>
+              <w:rPr>
+                <w:sz w:val="18"/>
+              </w:rPr>
+              <w:t>Средняя</w:t>
+            </w:r>
+          </w:p>
+        </w:tc>
+        <w:tc>
+          <w:tcPr>
+            <w:tcW w:type="dxa" w:w="1871"/>
+          </w:tcPr>
+          <w:p>
+            <w:r>
+              <w:rPr>
+                <w:sz w:val="18"/>
+              </w:rPr>
+              <w:t>Низкая</w:t>
+            </w:r>
+          </w:p>
+        </w:tc>
+        <w:tc>
+          <w:tcPr>
+            <w:tcW w:type="dxa" w:w="1871"/>
+          </w:tcPr>
+          <w:p>
+            <w:r>
+              <w:rPr>
+                <w:sz w:val="18"/>
+              </w:rPr>
+              <w:t>Низкая</w:t>
+            </w:r>
+          </w:p>
+        </w:tc>
+      </w:tr>
+    </w:tbl>
+    <w:p>
+      <w:pPr>
+        <w:jc w:val="center"/>
+      </w:pPr>
+      <w:r>
+        <w:rPr>
+          <w:b/>
+          <w:i w:val="0"/>
+          <w:sz w:val="20"/>
+        </w:rPr>
+        <w:t>Таблица 2. Сравнение SCADA-систем для КИПиА</w:t>
+      </w:r>
+    </w:p>
+    <w:p/>
+    <w:tbl>
+      <w:tblPr>
+        <w:tblStyle w:val="TableGrid"/>
+        <w:tblW w:type="auto" w:w="0"/>
+        <w:jc w:val="center"/>
+        <w:tblLook w:firstColumn="1" w:firstRow="1" w:lastColumn="0" w:lastRow="0" w:noHBand="0" w:noVBand="1" w:val="04A0"/>
+      </w:tblPr>
+      <w:tblGrid>
+        <w:gridCol w:w="1871"/>
+        <w:gridCol w:w="1871"/>
+        <w:gridCol w:w="1871"/>
+        <w:gridCol w:w="1871"/>
+        <w:gridCol w:w="1871"/>
+      </w:tblGrid>
+      <w:tr>
+        <w:tc>
+          <w:tcPr>
+            <w:tcW w:type="dxa" w:w="1871"/>
+          </w:tcPr>
+          <w:p>
+            <w:pPr>
+              <w:jc w:val="center"/>
+            </w:pPr>
+            <w:r>
+              <w:rPr>
+                <w:b/>
+                <w:sz w:val="18"/>
+              </w:rPr>
+              <w:t>Параметр</w:t>
+            </w:r>
+          </w:p>
+        </w:tc>
+        <w:tc>
+          <w:tcPr>
+            <w:tcW w:type="dxa" w:w="1871"/>
+          </w:tcPr>
+          <w:p>
+            <w:pPr>
+              <w:jc w:val="center"/>
+            </w:pPr>
+            <w:r>
+              <w:rPr>
+                <w:b/>
+                <w:sz w:val="18"/>
+              </w:rPr>
+              <w:t>Siemens S7-1200</w:t>
+            </w:r>
+          </w:p>
+        </w:tc>
+        <w:tc>
+          <w:tcPr>
+            <w:tcW w:type="dxa" w:w="1871"/>
+          </w:tcPr>
+          <w:p>
+            <w:pPr>
+              <w:jc w:val="center"/>
+            </w:pPr>
+            <w:r>
+              <w:rPr>
+                <w:b/>
+                <w:sz w:val="18"/>
+              </w:rPr>
+              <w:t>Siemens S7-1500</w:t>
+            </w:r>
+          </w:p>
+        </w:tc>
+        <w:tc>
+          <w:tcPr>
+            <w:tcW w:type="dxa" w:w="1871"/>
+          </w:tcPr>
+          <w:p>
+            <w:pPr>
+              <w:jc w:val="center"/>
+            </w:pPr>
+            <w:r>
+              <w:rPr>
+                <w:b/>
+                <w:sz w:val="18"/>
+              </w:rPr>
+              <w:t>Овен ПЛК-110</w:t>
+            </w:r>
+          </w:p>
+        </w:tc>
+        <w:tc>
+          <w:tcPr>
+            <w:tcW w:type="dxa" w:w="1871"/>
+          </w:tcPr>
+          <w:p>
+            <w:pPr>
+              <w:jc w:val="center"/>
+            </w:pPr>
+            <w:r>
+              <w:rPr>
+                <w:b/>
+                <w:sz w:val="18"/>
+              </w:rPr>
+              <w:t>Delta DVP</w:t>
+            </w:r>
+          </w:p>
+        </w:tc>
+      </w:tr>
+      <w:tr>
+        <w:tc>
+          <w:tcPr>
+            <w:tcW w:type="dxa" w:w="1871"/>
+          </w:tcPr>
+          <w:p>
+            <w:r>
+              <w:rPr>
+                <w:sz w:val="18"/>
+              </w:rPr>
+              <w:t>Макс. точек I/O</w:t>
+            </w:r>
+          </w:p>
+        </w:tc>
+        <w:tc>
+          <w:tcPr>
+            <w:tcW w:type="dxa" w:w="1871"/>
+          </w:tcPr>
+          <w:p>
+            <w:r>
+              <w:rPr>
+                <w:sz w:val="18"/>
+              </w:rPr>
+              <w:t>200</w:t>
+            </w:r>
+          </w:p>
+        </w:tc>
+        <w:tc>
+          <w:tcPr>
+            <w:tcW w:type="dxa" w:w="1871"/>
+          </w:tcPr>
+          <w:p>
+            <w:r>
+              <w:rPr>
+                <w:sz w:val="18"/>
+              </w:rPr>
+              <w:t>2000</w:t>
+            </w:r>
+          </w:p>
+        </w:tc>
+        <w:tc>
+          <w:tcPr>
+            <w:tcW w:type="dxa" w:w="1871"/>
+          </w:tcPr>
+          <w:p>
+            <w:r>
+              <w:rPr>
+                <w:sz w:val="18"/>
+              </w:rPr>
+              <w:t>64</w:t>
+            </w:r>
+          </w:p>
+        </w:tc>
+        <w:tc>
+          <w:tcPr>
+            <w:tcW w:type="dxa" w:w="1871"/>
+          </w:tcPr>
+          <w:p>
+            <w:r>
+              <w:rPr>
+                <w:sz w:val="18"/>
+              </w:rPr>
+              <w:t>256</w:t>
+            </w:r>
+          </w:p>
+        </w:tc>
+      </w:tr>
+      <w:tr>
+        <w:tc>
+          <w:tcPr>
+            <w:tcW w:type="dxa" w:w="1871"/>
+          </w:tcPr>
+          <w:p>
+            <w:r>
+              <w:rPr>
+                <w:sz w:val="18"/>
+              </w:rPr>
+              <w:t>Время цикла</w:t>
+            </w:r>
+          </w:p>
+        </w:tc>
+        <w:tc>
+          <w:tcPr>
+            <w:tcW w:type="dxa" w:w="1871"/>
+          </w:tcPr>
+          <w:p>
+            <w:r>
+              <w:rPr>
+                <w:sz w:val="18"/>
+              </w:rPr>
+              <w:t>0,1 мс</w:t>
+            </w:r>
+          </w:p>
+        </w:tc>
+        <w:tc>
+          <w:tcPr>
+            <w:tcW w:type="dxa" w:w="1871"/>
+          </w:tcPr>
+          <w:p>
+            <w:r>
+              <w:rPr>
+                <w:sz w:val="18"/>
+              </w:rPr>
+              <w:t>0,01 мс</w:t>
+            </w:r>
+          </w:p>
+        </w:tc>
+        <w:tc>
+          <w:tcPr>
+            <w:tcW w:type="dxa" w:w="1871"/>
+          </w:tcPr>
+          <w:p>
+            <w:r>
+              <w:rPr>
+                <w:sz w:val="18"/>
+              </w:rPr>
+              <w:t>1 мс</w:t>
+            </w:r>
+          </w:p>
+        </w:tc>
+        <w:tc>
+          <w:tcPr>
+            <w:tcW w:type="dxa" w:w="1871"/>
+          </w:tcPr>
+          <w:p>
+            <w:r>
+              <w:rPr>
+                <w:sz w:val="18"/>
+              </w:rPr>
+              <w:t>0,24 мс</w:t>
+            </w:r>
+          </w:p>
+        </w:tc>
+      </w:tr>
+      <w:tr>
+        <w:tc>
+          <w:tcPr>
+            <w:tcW w:type="dxa" w:w="1871"/>
+          </w:tcPr>
+          <w:p>
+            <w:r>
+              <w:rPr>
+                <w:sz w:val="18"/>
+              </w:rPr>
+              <w:t>Память программ</w:t>
+            </w:r>
+          </w:p>
+        </w:tc>
+        <w:tc>
+          <w:tcPr>
+            <w:tcW w:type="dxa" w:w="1871"/>
+          </w:tcPr>
+          <w:p>
+            <w:r>
+              <w:rPr>
+                <w:sz w:val="18"/>
+              </w:rPr>
+              <w:t>100 КБ</w:t>
+            </w:r>
+          </w:p>
+        </w:tc>
+        <w:tc>
+          <w:tcPr>
+            <w:tcW w:type="dxa" w:w="1871"/>
+          </w:tcPr>
+          <w:p>
+            <w:r>
+              <w:rPr>
+                <w:sz w:val="18"/>
+              </w:rPr>
+              <w:t>2 МБ</w:t>
+            </w:r>
+          </w:p>
+        </w:tc>
+        <w:tc>
+          <w:tcPr>
+            <w:tcW w:type="dxa" w:w="1871"/>
+          </w:tcPr>
+          <w:p>
+            <w:r>
+              <w:rPr>
+                <w:sz w:val="18"/>
+              </w:rPr>
+              <w:t>32 КБ</w:t>
+            </w:r>
+          </w:p>
+        </w:tc>
+        <w:tc>
+          <w:tcPr>
+            <w:tcW w:type="dxa" w:w="1871"/>
+          </w:tcPr>
+          <w:p>
+            <w:r>
+              <w:rPr>
+                <w:sz w:val="18"/>
+              </w:rPr>
+              <w:t>16 КБ</w:t>
+            </w:r>
+          </w:p>
+        </w:tc>
+      </w:tr>
+      <w:tr>
+        <w:tc>
+          <w:tcPr>
+            <w:tcW w:type="dxa" w:w="1871"/>
+          </w:tcPr>
+          <w:p>
+            <w:r>
+              <w:rPr>
+                <w:sz w:val="18"/>
+              </w:rPr>
+              <w:t>Интерфейсы связи</w:t>
+            </w:r>
+          </w:p>
+        </w:tc>
+        <w:tc>
+          <w:tcPr>
+            <w:tcW w:type="dxa" w:w="1871"/>
+          </w:tcPr>
+          <w:p>
+            <w:r>
+              <w:rPr>
+                <w:sz w:val="18"/>
+              </w:rPr>
+              <w:t>PROFINET, Modbus</w:t>
+            </w:r>
+          </w:p>
+        </w:tc>
+        <w:tc>
+          <w:tcPr>
+            <w:tcW w:type="dxa" w:w="1871"/>
+          </w:tcPr>
+          <w:p>
+            <w:r>
+              <w:rPr>
+                <w:sz w:val="18"/>
+              </w:rPr>
+              <w:t>PROFINET, Profibus, OPC UA</w:t>
+            </w:r>
+          </w:p>
+        </w:tc>
+        <w:tc>
+          <w:tcPr>
+            <w:tcW w:type="dxa" w:w="1871"/>
+          </w:tcPr>
+          <w:p>
+            <w:r>
+              <w:rPr>
+                <w:sz w:val="18"/>
+              </w:rPr>
+              <w:t>RS-485, Ethernet</w:t>
+            </w:r>
+          </w:p>
+        </w:tc>
+        <w:tc>
+          <w:tcPr>
+            <w:tcW w:type="dxa" w:w="1871"/>
+          </w:tcPr>
+          <w:p>
+            <w:r>
+              <w:rPr>
+                <w:sz w:val="18"/>
+              </w:rPr>
+              <w:t>RS-485, Ethernet</w:t>
+            </w:r>
+          </w:p>
+        </w:tc>
+      </w:tr>
+      <w:tr>
+        <w:tc>
+          <w:tcPr>
+            <w:tcW w:type="dxa" w:w="1871"/>
+          </w:tcPr>
+          <w:p>
+            <w:r>
+              <w:rPr>
+                <w:sz w:val="18"/>
+              </w:rPr>
+              <w:t>Поддержка PID</w:t>
+            </w:r>
+          </w:p>
+        </w:tc>
+        <w:tc>
+          <w:tcPr>
+            <w:tcW w:type="dxa" w:w="1871"/>
+          </w:tcPr>
+          <w:p>
+            <w:r>
+              <w:rPr>
+                <w:sz w:val="18"/>
+              </w:rPr>
+              <w:t>Да</w:t>
+            </w:r>
+          </w:p>
+        </w:tc>
+        <w:tc>
+          <w:tcPr>
+            <w:tcW w:type="dxa" w:w="1871"/>
+          </w:tcPr>
+          <w:p>
+            <w:r>
+              <w:rPr>
+                <w:sz w:val="18"/>
+              </w:rPr>
+              <w:t>Да</w:t>
+            </w:r>
+          </w:p>
+        </w:tc>
+        <w:tc>
+          <w:tcPr>
+            <w:tcW w:type="dxa" w:w="1871"/>
+          </w:tcPr>
+          <w:p>
+            <w:r>
+              <w:rPr>
+                <w:sz w:val="18"/>
+              </w:rPr>
+              <w:t>Да</w:t>
+            </w:r>
+          </w:p>
+        </w:tc>
+        <w:tc>
+          <w:tcPr>
+            <w:tcW w:type="dxa" w:w="1871"/>
+          </w:tcPr>
+          <w:p>
+            <w:r>
+              <w:rPr>
+                <w:sz w:val="18"/>
+              </w:rPr>
+              <w:t>Да</w:t>
+            </w:r>
+          </w:p>
+        </w:tc>
+      </w:tr>
+    </w:tbl>
+    <w:p>
+      <w:pPr>
+        <w:jc w:val="center"/>
+      </w:pPr>
+      <w:r>
+        <w:rPr>
+          <w:b/>
+          <w:i w:val="0"/>
+          <w:sz w:val="20"/>
+        </w:rPr>
+        <w:t>Таблица 1. Характеристики ПЛК для систем КИПиА</w:t>
+      </w:r>
+    </w:p>
+    <w:p/>
+    <w:p>
+      <w:pPr>
+        <w:jc w:val="center"/>
+      </w:pPr>
+      <w:r>
+        <w:drawing>
+          <wp:inline xmlns:a="http://schemas.openxmlformats.org/drawingml/2006/main" xmlns:pic="http://schemas.openxmlformats.org/drawingml/2006/picture">
+            <wp:extent cx="4572000" cy="2712987"/>
+            <wp:docPr id="1" name="Picture 1"/>
+            <wp:cNvGraphicFramePr>
+              <a:graphicFrameLocks noChangeAspect="1"/>
+            </wp:cNvGraphicFramePr>
+            <a:graphic>
+              <a:graphicData uri="http://schemas.openxmlformats.org/drawingml/2006/picture">
+                <pic:pic>
+                  <pic:nvPicPr>
+                    <pic:cNvPr id="0" name="kpk_op08.png"/>
+                    <pic:cNvPicPr/>
+                  </pic:nvPicPr>
+                  <pic:blipFill>
+                    <a:blip r:embed="rId9"/>
+                    <a:stretch>
+                      <a:fillRect/>
+                    </a:stretch>
+                  </pic:blipFill>
+                  <pic:spPr>
+                    <a:xfrm>
+                      <a:off x="0" y="0"/>
+                      <a:ext cx="4572000" cy="2712987"/>
+                    </a:xfrm>
+                    <a:prstGeom prst="rect"/>
+                  </pic:spPr>
+                </pic:pic>
+              </a:graphicData>
+            </a:graphic>
+          </wp:inline>
+        </w:drawing>
+      </w:r>
+    </w:p>
+    <w:p>
+      <w:pPr>
+        <w:jc w:val="center"/>
+      </w:pPr>
+      <w:r>
+        <w:rPr>
+          <w:b w:val="0"/>
+          <w:i/>
+          <w:sz w:val="20"/>
+        </w:rPr>
+        <w:t>Рисунок 1. Характеристики ПЛК и SCADA-систем для наладки КИПиА</w:t>
       </w:r>
     </w:p>
     <w:p>
